--- a/docs/documentatie.docx
+++ b/docs/documentatie.docx
@@ -419,19 +419,28 @@
     <w:p>
       <w:pPr>
         <w:pStyle w:val="Heading1"/>
-        <w:bidi w:val="0"/>
+        <w:numPr>
+          <w:ilvl w:val="0"/>
+          <w:numId w:val="2"/>
+        </w:numPr>
+        <w:bidi w:val="0"/>
+        <w:spacing w:before="0" w:after="120"/>
         <w:ind w:hanging="0" w:start="0"/>
         <w:jc w:val="start"/>
         <w:rPr/>
       </w:pPr>
       <w:r>
         <w:rPr/>
-        <w:t>Scop:</w:t>
+        <w:t>Scop</w:t>
       </w:r>
     </w:p>
     <w:p>
       <w:pPr>
         <w:pStyle w:val="Heading2"/>
+        <w:numPr>
+          <w:ilvl w:val="1"/>
+          <w:numId w:val="2"/>
+        </w:numPr>
         <w:bidi w:val="0"/>
         <w:ind w:hanging="0" w:start="0"/>
         <w:jc w:val="start"/>
@@ -439,7 +448,7 @@
       </w:pPr>
       <w:r>
         <w:rPr/>
-        <w:t>Domeniu:</w:t>
+        <w:t>Domeniu</w:t>
       </w:r>
     </w:p>
     <w:p>
@@ -496,6 +505,10 @@
     <w:p>
       <w:pPr>
         <w:pStyle w:val="Heading2"/>
+        <w:numPr>
+          <w:ilvl w:val="1"/>
+          <w:numId w:val="2"/>
+        </w:numPr>
         <w:bidi w:val="0"/>
         <w:ind w:hanging="0" w:start="0"/>
         <w:jc w:val="start"/>
@@ -503,7 +516,7 @@
       </w:pPr>
       <w:r>
         <w:rPr/>
-        <w:t>Problemă concretă:</w:t>
+        <w:t>Problemă concretă</w:t>
       </w:r>
     </w:p>
     <w:p>
@@ -534,6 +547,10 @@
       <w:pPr>
         <w:pStyle w:val="Heading2"/>
         <w:keepNext w:val="true"/>
+        <w:numPr>
+          <w:ilvl w:val="1"/>
+          <w:numId w:val="2"/>
+        </w:numPr>
         <w:bidi w:val="0"/>
         <w:ind w:hanging="0" w:start="0"/>
         <w:jc w:val="start"/>
@@ -545,7 +562,7 @@
         <w:rPr>
           <w:rFonts w:eastAsia="Noto Sans CJK SC" w:cs="Noto Sans Devanagari"/>
         </w:rPr>
-        <w:t>Utilitate practică:</w:t>
+        <w:t>Utilitate practică</w:t>
       </w:r>
     </w:p>
     <w:p>
@@ -580,7 +597,7 @@
       </w:pPr>
       <w:r>
         <w:rPr/>
-        <w:t>Obiective:</w:t>
+        <w:t>Obiective</w:t>
       </w:r>
     </w:p>
     <w:p>
@@ -588,7 +605,7 @@
         <w:pStyle w:val="Heading2"/>
         <w:numPr>
           <w:ilvl w:val="0"/>
-          <w:numId w:val="1"/>
+          <w:numId w:val="2"/>
         </w:numPr>
         <w:bidi w:val="0"/>
         <w:ind w:hanging="0" w:start="0"/>
@@ -601,7 +618,7 @@
           <w:b/>
           <w:bCs/>
         </w:rPr>
-        <w:t>Funcționalități:</w:t>
+        <w:t>Funcționalități</w:t>
       </w:r>
     </w:p>
     <w:p>
@@ -625,6 +642,10 @@
     <w:p>
       <w:pPr>
         <w:pStyle w:val="Heading2"/>
+        <w:numPr>
+          <w:ilvl w:val="1"/>
+          <w:numId w:val="2"/>
+        </w:numPr>
         <w:bidi w:val="0"/>
         <w:ind w:hanging="0" w:start="0"/>
         <w:jc w:val="start"/>
@@ -636,7 +657,7 @@
           <w:b/>
           <w:bCs/>
         </w:rPr>
-        <w:t>Operații:</w:t>
+        <w:t>Operații</w:t>
       </w:r>
     </w:p>
     <w:p>
@@ -661,6 +682,10 @@
       <w:pPr>
         <w:pStyle w:val="Heading2"/>
         <w:keepNext w:val="true"/>
+        <w:numPr>
+          <w:ilvl w:val="1"/>
+          <w:numId w:val="2"/>
+        </w:numPr>
         <w:bidi w:val="0"/>
         <w:ind w:hanging="0" w:start="0"/>
         <w:jc w:val="start"/>
@@ -673,7 +698,7 @@
           <w:b/>
           <w:bCs/>
         </w:rPr>
-        <w:t>Utilizatori:</w:t>
+        <w:t>Utilizatori</w:t>
       </w:r>
     </w:p>
     <w:p>
@@ -706,16 +731,19 @@
         </w:rPr>
       </w:pPr>
       <w:r>
-        <w:rPr/>
+        <w:rPr>
+          <w:rFonts w:eastAsia="Noto Sans CJK SC" w:cs="Noto Sans Devanagari" w:ascii="Liberation Sans" w:hAnsi="Liberation Sans"/>
+        </w:rPr>
       </w:r>
     </w:p>
     <w:sectPr>
       <w:type w:val="nextPage"/>
-      <w:pgSz w:w="11909" w:h="16834"/>
+      <w:pgSz w:w="11906" w:h="16838"/>
       <w:pgMar w:left="1440" w:right="1440" w:gutter="0" w:header="0" w:top="1440" w:footer="0" w:bottom="1440"/>
       <w:pgNumType w:fmt="decimal"/>
       <w:formProt w:val="false"/>
       <w:textDirection w:val="lrTb"/>
+      <w:docGrid w:type="default" w:linePitch="100" w:charSpace="0"/>
     </w:sectPr>
   </w:body>
 </w:document>
@@ -727,7 +755,6 @@
     <w:lvl w:ilvl="0">
       <w:start w:val="1"/>
       <w:numFmt w:val="none"/>
-      <w:pStyle w:val="Heading1"/>
       <w:suff w:val="nothing"/>
       <w:lvlText w:val=""/>
       <w:lvlJc w:val="start"/>
@@ -741,7 +768,6 @@
     <w:lvl w:ilvl="1">
       <w:start w:val="1"/>
       <w:numFmt w:val="none"/>
-      <w:pStyle w:val="Heading2"/>
       <w:suff w:val="nothing"/>
       <w:lvlText w:val=""/>
       <w:lvlJc w:val="start"/>
@@ -755,7 +781,6 @@
     <w:lvl w:ilvl="2">
       <w:start w:val="1"/>
       <w:numFmt w:val="none"/>
-      <w:pStyle w:val="Heading3"/>
       <w:suff w:val="nothing"/>
       <w:lvlText w:val=""/>
       <w:lvlJc w:val="start"/>
@@ -848,138 +873,129 @@
   <w:abstractNum w:abstractNumId="2">
     <w:lvl w:ilvl="0">
       <w:start w:val="1"/>
-      <w:numFmt w:val="bullet"/>
-      <w:lvlText w:val=""/>
-      <w:lvlJc w:val="start"/>
-      <w:pPr>
-        <w:tabs>
-          <w:tab w:val="num" w:pos="720"/>
-        </w:tabs>
-        <w:ind w:start="720" w:hanging="360"/>
-      </w:pPr>
-      <w:rPr>
-        <w:rFonts w:ascii="Symbol" w:hAnsi="Symbol" w:cs="Symbol" w:hint="default"/>
-      </w:rPr>
+      <w:numFmt w:val="none"/>
+      <w:suff w:val="nothing"/>
+      <w:lvlText w:val=""/>
+      <w:lvlJc w:val="start"/>
+      <w:pPr>
+        <w:tabs>
+          <w:tab w:val="num" w:pos="0"/>
+        </w:tabs>
+        <w:ind w:start="0" w:hanging="0"/>
+      </w:pPr>
+      <w:rPr/>
     </w:lvl>
     <w:lvl w:ilvl="1">
       <w:start w:val="1"/>
-      <w:numFmt w:val="bullet"/>
-      <w:lvlText w:val="◦"/>
-      <w:lvlJc w:val="start"/>
-      <w:pPr>
-        <w:tabs>
-          <w:tab w:val="num" w:pos="1080"/>
-        </w:tabs>
-        <w:ind w:start="1080" w:hanging="360"/>
-      </w:pPr>
-      <w:rPr>
-        <w:rFonts w:ascii="OpenSymbol" w:hAnsi="OpenSymbol" w:cs="OpenSymbol" w:hint="default"/>
-      </w:rPr>
+      <w:numFmt w:val="none"/>
+      <w:suff w:val="nothing"/>
+      <w:lvlText w:val=""/>
+      <w:lvlJc w:val="start"/>
+      <w:pPr>
+        <w:tabs>
+          <w:tab w:val="num" w:pos="0"/>
+        </w:tabs>
+        <w:ind w:start="0" w:hanging="0"/>
+      </w:pPr>
+      <w:rPr/>
     </w:lvl>
     <w:lvl w:ilvl="2">
       <w:start w:val="1"/>
-      <w:numFmt w:val="bullet"/>
-      <w:lvlText w:val="▪"/>
-      <w:lvlJc w:val="start"/>
-      <w:pPr>
-        <w:tabs>
-          <w:tab w:val="num" w:pos="1440"/>
-        </w:tabs>
-        <w:ind w:start="1440" w:hanging="360"/>
-      </w:pPr>
-      <w:rPr>
-        <w:rFonts w:ascii="OpenSymbol" w:hAnsi="OpenSymbol" w:cs="OpenSymbol" w:hint="default"/>
-      </w:rPr>
+      <w:numFmt w:val="none"/>
+      <w:suff w:val="nothing"/>
+      <w:lvlText w:val=""/>
+      <w:lvlJc w:val="start"/>
+      <w:pPr>
+        <w:tabs>
+          <w:tab w:val="num" w:pos="0"/>
+        </w:tabs>
+        <w:ind w:start="0" w:hanging="0"/>
+      </w:pPr>
+      <w:rPr/>
     </w:lvl>
     <w:lvl w:ilvl="3">
       <w:start w:val="1"/>
-      <w:numFmt w:val="bullet"/>
-      <w:lvlText w:val=""/>
-      <w:lvlJc w:val="start"/>
-      <w:pPr>
-        <w:tabs>
-          <w:tab w:val="num" w:pos="1800"/>
-        </w:tabs>
-        <w:ind w:start="1800" w:hanging="360"/>
-      </w:pPr>
-      <w:rPr>
-        <w:rFonts w:ascii="Symbol" w:hAnsi="Symbol" w:cs="Symbol" w:hint="default"/>
-      </w:rPr>
+      <w:numFmt w:val="none"/>
+      <w:suff w:val="nothing"/>
+      <w:lvlText w:val=""/>
+      <w:lvlJc w:val="start"/>
+      <w:pPr>
+        <w:tabs>
+          <w:tab w:val="num" w:pos="0"/>
+        </w:tabs>
+        <w:ind w:start="0" w:hanging="0"/>
+      </w:pPr>
+      <w:rPr/>
     </w:lvl>
     <w:lvl w:ilvl="4">
       <w:start w:val="1"/>
-      <w:numFmt w:val="bullet"/>
-      <w:lvlText w:val="◦"/>
-      <w:lvlJc w:val="start"/>
-      <w:pPr>
-        <w:tabs>
-          <w:tab w:val="num" w:pos="2160"/>
-        </w:tabs>
-        <w:ind w:start="2160" w:hanging="360"/>
-      </w:pPr>
-      <w:rPr>
-        <w:rFonts w:ascii="OpenSymbol" w:hAnsi="OpenSymbol" w:cs="OpenSymbol" w:hint="default"/>
-      </w:rPr>
+      <w:numFmt w:val="none"/>
+      <w:suff w:val="nothing"/>
+      <w:lvlText w:val=""/>
+      <w:lvlJc w:val="start"/>
+      <w:pPr>
+        <w:tabs>
+          <w:tab w:val="num" w:pos="0"/>
+        </w:tabs>
+        <w:ind w:start="0" w:hanging="0"/>
+      </w:pPr>
+      <w:rPr/>
     </w:lvl>
     <w:lvl w:ilvl="5">
       <w:start w:val="1"/>
-      <w:numFmt w:val="bullet"/>
-      <w:lvlText w:val="▪"/>
-      <w:lvlJc w:val="start"/>
-      <w:pPr>
-        <w:tabs>
-          <w:tab w:val="num" w:pos="2520"/>
-        </w:tabs>
-        <w:ind w:start="2520" w:hanging="360"/>
-      </w:pPr>
-      <w:rPr>
-        <w:rFonts w:ascii="OpenSymbol" w:hAnsi="OpenSymbol" w:cs="OpenSymbol" w:hint="default"/>
-      </w:rPr>
+      <w:numFmt w:val="none"/>
+      <w:suff w:val="nothing"/>
+      <w:lvlText w:val=""/>
+      <w:lvlJc w:val="start"/>
+      <w:pPr>
+        <w:tabs>
+          <w:tab w:val="num" w:pos="0"/>
+        </w:tabs>
+        <w:ind w:start="0" w:hanging="0"/>
+      </w:pPr>
+      <w:rPr/>
     </w:lvl>
     <w:lvl w:ilvl="6">
       <w:start w:val="1"/>
-      <w:numFmt w:val="bullet"/>
-      <w:lvlText w:val=""/>
-      <w:lvlJc w:val="start"/>
-      <w:pPr>
-        <w:tabs>
-          <w:tab w:val="num" w:pos="2880"/>
-        </w:tabs>
-        <w:ind w:start="2880" w:hanging="360"/>
-      </w:pPr>
-      <w:rPr>
-        <w:rFonts w:ascii="Symbol" w:hAnsi="Symbol" w:cs="Symbol" w:hint="default"/>
-      </w:rPr>
+      <w:numFmt w:val="none"/>
+      <w:suff w:val="nothing"/>
+      <w:lvlText w:val=""/>
+      <w:lvlJc w:val="start"/>
+      <w:pPr>
+        <w:tabs>
+          <w:tab w:val="num" w:pos="0"/>
+        </w:tabs>
+        <w:ind w:start="0" w:hanging="0"/>
+      </w:pPr>
+      <w:rPr/>
     </w:lvl>
     <w:lvl w:ilvl="7">
       <w:start w:val="1"/>
-      <w:numFmt w:val="bullet"/>
-      <w:lvlText w:val="◦"/>
-      <w:lvlJc w:val="start"/>
-      <w:pPr>
-        <w:tabs>
-          <w:tab w:val="num" w:pos="3240"/>
-        </w:tabs>
-        <w:ind w:start="3240" w:hanging="360"/>
-      </w:pPr>
-      <w:rPr>
-        <w:rFonts w:ascii="OpenSymbol" w:hAnsi="OpenSymbol" w:cs="OpenSymbol" w:hint="default"/>
-      </w:rPr>
+      <w:numFmt w:val="none"/>
+      <w:suff w:val="nothing"/>
+      <w:lvlText w:val=""/>
+      <w:lvlJc w:val="start"/>
+      <w:pPr>
+        <w:tabs>
+          <w:tab w:val="num" w:pos="0"/>
+        </w:tabs>
+        <w:ind w:start="0" w:hanging="0"/>
+      </w:pPr>
+      <w:rPr/>
     </w:lvl>
     <w:lvl w:ilvl="8">
       <w:start w:val="1"/>
-      <w:numFmt w:val="bullet"/>
-      <w:lvlText w:val="▪"/>
-      <w:lvlJc w:val="start"/>
-      <w:pPr>
-        <w:tabs>
-          <w:tab w:val="num" w:pos="3600"/>
-        </w:tabs>
-        <w:ind w:start="3600" w:hanging="360"/>
-      </w:pPr>
-      <w:rPr>
-        <w:rFonts w:ascii="OpenSymbol" w:hAnsi="OpenSymbol" w:cs="OpenSymbol" w:hint="default"/>
-      </w:rPr>
+      <w:numFmt w:val="none"/>
+      <w:suff w:val="nothing"/>
+      <w:lvlText w:val=""/>
+      <w:lvlJc w:val="start"/>
+      <w:pPr>
+        <w:tabs>
+          <w:tab w:val="num" w:pos="0"/>
+        </w:tabs>
+        <w:ind w:start="0" w:hanging="0"/>
+      </w:pPr>
+      <w:rPr/>
     </w:lvl>
   </w:abstractNum>
   <w:num w:numId="1">
@@ -1005,7 +1021,6 @@
     </w:rPrDefault>
     <w:pPrDefault>
       <w:pPr>
-        <w:widowControl/>
         <w:suppressAutoHyphens w:val="true"/>
       </w:pPr>
     </w:pPrDefault>
@@ -1015,7 +1030,10 @@
     <w:qFormat/>
     <w:pPr>
       <w:widowControl/>
+      <w:suppressAutoHyphens w:val="true"/>
       <w:bidi w:val="0"/>
+      <w:spacing w:before="0" w:after="0"/>
+      <w:jc w:val="start"/>
     </w:pPr>
     <w:rPr>
       <w:rFonts w:ascii="Liberation Serif" w:hAnsi="Liberation Serif" w:eastAsia="Noto Serif CJK SC" w:cs="Noto Sans Devanagari"/>
@@ -1034,7 +1052,7 @@
     <w:pPr>
       <w:numPr>
         <w:ilvl w:val="0"/>
-        <w:numId w:val="1"/>
+        <w:numId w:val="2"/>
       </w:numPr>
       <w:spacing w:before="240" w:after="120"/>
       <w:outlineLvl w:val="0"/>
@@ -1054,7 +1072,7 @@
     <w:pPr>
       <w:numPr>
         <w:ilvl w:val="1"/>
-        <w:numId w:val="1"/>
+        <w:numId w:val="2"/>
       </w:numPr>
       <w:spacing w:before="200" w:after="120"/>
       <w:outlineLvl w:val="1"/>
@@ -1083,8 +1101,8 @@
       <w:szCs w:val="28"/>
     </w:rPr>
   </w:style>
-  <w:style w:type="character" w:styleId="Bullets">
-    <w:name w:val="Bullets"/>
+  <w:style w:type="character" w:styleId="Bulletsuser">
+    <w:name w:val="Bullets (user)"/>
     <w:qFormat/>
     <w:rPr>
       <w:rFonts w:ascii="OpenSymbol" w:hAnsi="OpenSymbol" w:eastAsia="OpenSymbol" w:cs="OpenSymbol"/>
